--- a/docs/Content/Fall2025_GIS_Wu.docx
+++ b/docs/Content/Fall2025_GIS_Wu.docx
@@ -509,7 +509,23 @@
           <w:sz w:val="22"/>
           <w:szCs w:val="22"/>
         </w:rPr>
-        <w:t>Office Hours: TR 10:00- 11:50 am</w:t>
+        <w:t xml:space="preserve">Office Hours: </w:t>
+      </w:r>
+      <w:r>
+        <w:rPr>
+          <w:rFonts w:asciiTheme="minorHAnsi" w:hAnsiTheme="minorHAnsi" w:cstheme="minorHAnsi"/>
+          <w:sz w:val="22"/>
+          <w:szCs w:val="22"/>
+        </w:rPr>
+        <w:t>MW</w:t>
+      </w:r>
+      <w:r>
+        <w:rPr>
+          <w:rFonts w:asciiTheme="minorHAnsi" w:hAnsiTheme="minorHAnsi" w:cstheme="minorHAnsi"/>
+          <w:sz w:val="22"/>
+          <w:szCs w:val="22"/>
+        </w:rPr>
+        <w:t xml:space="preserve"> 10:00- 11:50 am</w:t>
       </w:r>
     </w:p>
     <w:p>
@@ -2916,6 +2932,7 @@
         </w:rPr>
         <w:t xml:space="preserve"> </w:t>
       </w:r>
+      <w:proofErr w:type="gramStart"/>
       <w:r>
         <w:rPr>
           <w:rFonts w:asciiTheme="minorHAnsi" w:hAnsiTheme="minorHAnsi" w:cstheme="minorHAnsi"/>
@@ -2924,6 +2941,7 @@
         </w:rPr>
         <w:t>Geography</w:t>
       </w:r>
+      <w:proofErr w:type="gramEnd"/>
       <w:r>
         <w:rPr>
           <w:rFonts w:asciiTheme="minorHAnsi" w:hAnsiTheme="minorHAnsi" w:cstheme="minorHAnsi"/>
@@ -2940,26 +2958,6 @@
           <w:szCs w:val="22"/>
         </w:rPr>
         <w:t xml:space="preserve">department </w:t>
-      </w:r>
-    </w:p>
-    <w:p>
-      <w:pPr>
-        <w:pStyle w:val="BodyText"/>
-        <w:ind w:right="3956"/>
-        <w:rPr>
-          <w:rFonts w:asciiTheme="minorHAnsi" w:eastAsia="SimSun" w:hAnsiTheme="minorHAnsi" w:cstheme="minorHAnsi"/>
-          <w:sz w:val="22"/>
-          <w:szCs w:val="22"/>
-          <w:lang w:eastAsia="zh-CN"/>
-        </w:rPr>
-      </w:pPr>
-      <w:r>
-        <w:rPr>
-          <w:rFonts w:asciiTheme="minorHAnsi" w:hAnsiTheme="minorHAnsi" w:cstheme="minorHAnsi"/>
-          <w:sz w:val="22"/>
-          <w:szCs w:val="22"/>
-        </w:rPr>
-        <w:t>2: Inkscape is free to download (https://inkscape.org/)</w:t>
       </w:r>
     </w:p>
     <w:p>
@@ -5496,7 +5494,6 @@
                 <w:spacing w:val="-5"/>
                 <w:sz w:val="22"/>
               </w:rPr>
-              <w:lastRenderedPageBreak/>
               <w:t>W6</w:t>
             </w:r>
           </w:p>
@@ -5695,6 +5692,7 @@
                 <w:spacing w:val="-2"/>
                 <w:sz w:val="22"/>
               </w:rPr>
+              <w:lastRenderedPageBreak/>
               <w:t>Classification</w:t>
             </w:r>
           </w:p>
@@ -5720,6 +5718,7 @@
                 <w:spacing w:val="-2"/>
                 <w:sz w:val="22"/>
               </w:rPr>
+              <w:lastRenderedPageBreak/>
               <w:t>Cartography</w:t>
             </w:r>
             <w:r>
@@ -10683,7 +10682,57 @@
           <w:i/>
           <w:sz w:val="22"/>
         </w:rPr>
-        <w:t>exam without prior notification. However, the final exam cannot be rescheduled. You are expected to take the final at the time specified.</w:t>
+        <w:t xml:space="preserve">exam without prior notification. However, the final </w:t>
+      </w:r>
+      <w:r>
+        <w:rPr>
+          <w:rFonts w:asciiTheme="minorHAnsi" w:hAnsiTheme="minorHAnsi" w:cstheme="minorHAnsi"/>
+          <w:i/>
+          <w:sz w:val="22"/>
+        </w:rPr>
+        <w:t>presentation</w:t>
+      </w:r>
+      <w:r>
+        <w:rPr>
+          <w:rFonts w:asciiTheme="minorHAnsi" w:hAnsiTheme="minorHAnsi" w:cstheme="minorHAnsi"/>
+          <w:i/>
+          <w:sz w:val="22"/>
+        </w:rPr>
+        <w:t xml:space="preserve"> cannot be rescheduled. You are expected to </w:t>
+      </w:r>
+      <w:r>
+        <w:rPr>
+          <w:rFonts w:asciiTheme="minorHAnsi" w:hAnsiTheme="minorHAnsi" w:cstheme="minorHAnsi"/>
+          <w:i/>
+          <w:sz w:val="22"/>
+        </w:rPr>
+        <w:t>do the final presentation</w:t>
+      </w:r>
+      <w:r>
+        <w:rPr>
+          <w:rFonts w:asciiTheme="minorHAnsi" w:hAnsiTheme="minorHAnsi" w:cstheme="minorHAnsi"/>
+          <w:i/>
+          <w:sz w:val="22"/>
+        </w:rPr>
+        <w:t xml:space="preserve"> at the </w:t>
+      </w:r>
+      <w:proofErr w:type="gramStart"/>
+      <w:r>
+        <w:rPr>
+          <w:rFonts w:asciiTheme="minorHAnsi" w:hAnsiTheme="minorHAnsi" w:cstheme="minorHAnsi"/>
+          <w:i/>
+          <w:sz w:val="22"/>
+        </w:rPr>
+        <w:t>time specified</w:t>
+      </w:r>
+      <w:proofErr w:type="gramEnd"/>
+      <w:r>
+        <w:rPr>
+          <w:rFonts w:asciiTheme="minorHAnsi" w:hAnsiTheme="minorHAnsi" w:cstheme="minorHAnsi"/>
+          <w:i/>
+          <w:sz w:val="22"/>
+        </w:rPr>
+        <w:t>.</w:t>
       </w:r>
     </w:p>
     <w:p>
@@ -10698,7 +10747,7 @@
     </w:p>
     <w:p>
       <w:pPr>
-        <w:spacing w:before="79"/>
+        <w:spacing w:before="79" w:after="120"/>
         <w:jc w:val="center"/>
         <w:rPr>
           <w:rFonts w:asciiTheme="minorHAnsi" w:hAnsiTheme="minorHAnsi" w:cstheme="minorHAnsi"/>
@@ -10812,7 +10861,7 @@
     </w:p>
     <w:tbl>
       <w:tblPr>
-        <w:tblW w:w="0" w:type="auto"/>
+        <w:tblW w:w="10854" w:type="dxa"/>
         <w:jc w:val="center"/>
         <w:tblBorders>
           <w:top w:val="single" w:sz="4" w:space="0" w:color="000000"/>
@@ -10830,9 +10879,10 @@
         <w:tblLook w:val="01E0" w:firstRow="1" w:lastRow="1" w:firstColumn="1" w:lastColumn="1" w:noHBand="0" w:noVBand="0"/>
       </w:tblPr>
       <w:tblGrid>
-        <w:gridCol w:w="1886"/>
-        <w:gridCol w:w="2969"/>
-        <w:gridCol w:w="4556"/>
+        <w:gridCol w:w="1404"/>
+        <w:gridCol w:w="2520"/>
+        <w:gridCol w:w="4860"/>
+        <w:gridCol w:w="2070"/>
       </w:tblGrid>
       <w:tr>
         <w:trPr>
@@ -10841,7 +10891,8 @@
         </w:trPr>
         <w:tc>
           <w:tcPr>
-            <w:tcW w:w="1886" w:type="dxa"/>
+            <w:tcW w:w="1404" w:type="dxa"/>
+            <w:vAlign w:val="center"/>
           </w:tcPr>
           <w:p>
             <w:pPr>
@@ -10868,7 +10919,8 @@
         </w:tc>
         <w:tc>
           <w:tcPr>
-            <w:tcW w:w="2969" w:type="dxa"/>
+            <w:tcW w:w="2520" w:type="dxa"/>
+            <w:vAlign w:val="center"/>
           </w:tcPr>
           <w:p>
             <w:pPr>
@@ -10889,13 +10941,14 @@
                 <w:spacing w:val="-2"/>
                 <w:sz w:val="22"/>
               </w:rPr>
-              <w:t>Points</w:t>
-            </w:r>
-          </w:p>
-        </w:tc>
-        <w:tc>
-          <w:tcPr>
-            <w:tcW w:w="4556" w:type="dxa"/>
+              <w:t>Description</w:t>
+            </w:r>
+          </w:p>
+        </w:tc>
+        <w:tc>
+          <w:tcPr>
+            <w:tcW w:w="4860" w:type="dxa"/>
+            <w:vAlign w:val="center"/>
           </w:tcPr>
           <w:p>
             <w:pPr>
@@ -10916,7 +10969,45 @@
                 <w:spacing w:val="-2"/>
                 <w:sz w:val="22"/>
               </w:rPr>
-              <w:t>Description</w:t>
+              <w:t>D</w:t>
+            </w:r>
+            <w:r>
+              <w:rPr>
+                <w:rFonts w:asciiTheme="minorHAnsi" w:hAnsiTheme="minorHAnsi" w:cstheme="minorHAnsi"/>
+                <w:b/>
+                <w:spacing w:val="-2"/>
+                <w:sz w:val="22"/>
+              </w:rPr>
+              <w:t>etail</w:t>
+            </w:r>
+          </w:p>
+        </w:tc>
+        <w:tc>
+          <w:tcPr>
+            <w:tcW w:w="2070" w:type="dxa"/>
+            <w:vAlign w:val="center"/>
+          </w:tcPr>
+          <w:p>
+            <w:pPr>
+              <w:pStyle w:val="TableParagraph"/>
+              <w:spacing w:line="256" w:lineRule="exact"/>
+              <w:ind w:left="108"/>
+              <w:jc w:val="center"/>
+              <w:rPr>
+                <w:rFonts w:asciiTheme="minorHAnsi" w:hAnsiTheme="minorHAnsi" w:cstheme="minorHAnsi"/>
+                <w:b/>
+                <w:spacing w:val="-2"/>
+                <w:sz w:val="22"/>
+              </w:rPr>
+            </w:pPr>
+            <w:r>
+              <w:rPr>
+                <w:rFonts w:asciiTheme="minorHAnsi" w:hAnsiTheme="minorHAnsi" w:cstheme="minorHAnsi"/>
+                <w:b/>
+                <w:spacing w:val="-2"/>
+                <w:sz w:val="22"/>
+              </w:rPr>
+              <w:t>Points</w:t>
             </w:r>
           </w:p>
         </w:tc>
@@ -10928,7 +11019,7 @@
         </w:trPr>
         <w:tc>
           <w:tcPr>
-            <w:tcW w:w="1886" w:type="dxa"/>
+            <w:tcW w:w="1404" w:type="dxa"/>
             <w:vAlign w:val="center"/>
           </w:tcPr>
           <w:p>
@@ -10961,7 +11052,7 @@
         </w:tc>
         <w:tc>
           <w:tcPr>
-            <w:tcW w:w="2969" w:type="dxa"/>
+            <w:tcW w:w="2520" w:type="dxa"/>
             <w:vAlign w:val="center"/>
           </w:tcPr>
           <w:p>
@@ -10981,6 +11072,32 @@
                 <w:sz w:val="22"/>
                 <w:lang w:eastAsia="zh-CN"/>
               </w:rPr>
+              <w:t xml:space="preserve">10 </w:t>
+            </w:r>
+            <w:proofErr w:type="gramStart"/>
+            <w:r>
+              <w:rPr>
+                <w:rFonts w:asciiTheme="minorHAnsi" w:eastAsiaTheme="minorEastAsia" w:hAnsiTheme="minorHAnsi" w:cstheme="minorHAnsi"/>
+                <w:sz w:val="22"/>
+                <w:lang w:eastAsia="zh-CN"/>
+              </w:rPr>
+              <w:t>labs @</w:t>
+            </w:r>
+            <w:proofErr w:type="gramEnd"/>
+            <w:r>
+              <w:rPr>
+                <w:rFonts w:asciiTheme="minorHAnsi" w:eastAsiaTheme="minorEastAsia" w:hAnsiTheme="minorHAnsi" w:cstheme="minorHAnsi"/>
+                <w:sz w:val="22"/>
+                <w:lang w:eastAsia="zh-CN"/>
+              </w:rPr>
+              <w:t xml:space="preserve"> </w:t>
+            </w:r>
+            <w:r>
+              <w:rPr>
+                <w:rFonts w:asciiTheme="minorHAnsi" w:eastAsiaTheme="minorEastAsia" w:hAnsiTheme="minorHAnsi" w:cstheme="minorHAnsi"/>
+                <w:sz w:val="22"/>
+                <w:lang w:eastAsia="zh-CN"/>
+              </w:rPr>
               <w:t>60</w:t>
             </w:r>
             <w:r>
@@ -11011,66 +11128,14 @@
                 <w:rFonts w:asciiTheme="minorHAnsi" w:hAnsiTheme="minorHAnsi" w:cstheme="minorHAnsi"/>
                 <w:sz w:val="22"/>
               </w:rPr>
-              <w:t>each,</w:t>
-            </w:r>
-            <w:r>
-              <w:rPr>
-                <w:rFonts w:asciiTheme="minorHAnsi" w:hAnsiTheme="minorHAnsi" w:cstheme="minorHAnsi"/>
-                <w:spacing w:val="-8"/>
-                <w:sz w:val="22"/>
-              </w:rPr>
-              <w:t xml:space="preserve"> </w:t>
-            </w:r>
-            <w:r>
-              <w:rPr>
-                <w:rFonts w:asciiTheme="minorHAnsi" w:hAnsiTheme="minorHAnsi" w:cstheme="minorHAnsi"/>
-                <w:sz w:val="22"/>
-              </w:rPr>
-              <w:t>600</w:t>
-            </w:r>
-            <w:r>
-              <w:rPr>
-                <w:rFonts w:asciiTheme="minorHAnsi" w:hAnsiTheme="minorHAnsi" w:cstheme="minorHAnsi"/>
-                <w:spacing w:val="-9"/>
-                <w:sz w:val="22"/>
-              </w:rPr>
-              <w:t xml:space="preserve"> </w:t>
-            </w:r>
-            <w:r>
-              <w:rPr>
-                <w:rFonts w:asciiTheme="minorHAnsi" w:hAnsiTheme="minorHAnsi" w:cstheme="minorHAnsi"/>
-                <w:sz w:val="22"/>
-              </w:rPr>
-              <w:t>points</w:t>
-            </w:r>
-            <w:r>
-              <w:rPr>
-                <w:rFonts w:asciiTheme="minorHAnsi" w:hAnsiTheme="minorHAnsi" w:cstheme="minorHAnsi"/>
-                <w:spacing w:val="-9"/>
-                <w:sz w:val="22"/>
-              </w:rPr>
-              <w:t xml:space="preserve"> </w:t>
-            </w:r>
-            <w:r>
-              <w:rPr>
-                <w:rFonts w:asciiTheme="minorHAnsi" w:hAnsiTheme="minorHAnsi" w:cstheme="minorHAnsi"/>
-                <w:sz w:val="22"/>
-              </w:rPr>
-              <w:t xml:space="preserve">in </w:t>
-            </w:r>
-            <w:r>
-              <w:rPr>
-                <w:rFonts w:asciiTheme="minorHAnsi" w:hAnsiTheme="minorHAnsi" w:cstheme="minorHAnsi"/>
-                <w:spacing w:val="-2"/>
-                <w:sz w:val="22"/>
-              </w:rPr>
-              <w:t>total</w:t>
-            </w:r>
-          </w:p>
-        </w:tc>
-        <w:tc>
-          <w:tcPr>
-            <w:tcW w:w="4556" w:type="dxa"/>
+              <w:t>each</w:t>
+            </w:r>
+          </w:p>
+        </w:tc>
+        <w:tc>
+          <w:tcPr>
+            <w:tcW w:w="4860" w:type="dxa"/>
+            <w:vAlign w:val="center"/>
           </w:tcPr>
           <w:p>
             <w:pPr>
@@ -11104,6 +11169,239 @@
                 <w:sz w:val="22"/>
               </w:rPr>
               <w:t xml:space="preserve"> lab exercises. Each will be provided with guidelines. In each lab, there are ~10-30 questions to answer.</w:t>
+            </w:r>
+          </w:p>
+        </w:tc>
+        <w:tc>
+          <w:tcPr>
+            <w:tcW w:w="2070" w:type="dxa"/>
+            <w:vAlign w:val="center"/>
+          </w:tcPr>
+          <w:p>
+            <w:pPr>
+              <w:pStyle w:val="TableParagraph"/>
+              <w:spacing w:line="276" w:lineRule="exact"/>
+              <w:ind w:left="108" w:right="97"/>
+              <w:jc w:val="center"/>
+              <w:rPr>
+                <w:rFonts w:asciiTheme="minorHAnsi" w:hAnsiTheme="minorHAnsi" w:cstheme="minorHAnsi"/>
+                <w:sz w:val="22"/>
+              </w:rPr>
+            </w:pPr>
+            <w:r>
+              <w:rPr>
+                <w:rFonts w:asciiTheme="minorHAnsi" w:hAnsiTheme="minorHAnsi" w:cstheme="minorHAnsi"/>
+                <w:sz w:val="22"/>
+              </w:rPr>
+              <w:t>600</w:t>
+            </w:r>
+          </w:p>
+        </w:tc>
+      </w:tr>
+      <w:tr>
+        <w:trPr>
+          <w:trHeight w:val="611"/>
+          <w:jc w:val="center"/>
+        </w:trPr>
+        <w:tc>
+          <w:tcPr>
+            <w:tcW w:w="1404" w:type="dxa"/>
+            <w:vAlign w:val="center"/>
+          </w:tcPr>
+          <w:p>
+            <w:pPr>
+              <w:pStyle w:val="TableParagraph"/>
+              <w:spacing w:line="257" w:lineRule="exact"/>
+              <w:ind w:left="107"/>
+              <w:jc w:val="center"/>
+              <w:rPr>
+                <w:rFonts w:asciiTheme="minorHAnsi" w:eastAsia="SimSun" w:hAnsiTheme="minorHAnsi" w:cstheme="minorHAnsi"/>
+                <w:spacing w:val="-2"/>
+                <w:sz w:val="22"/>
+                <w:lang w:eastAsia="zh-CN"/>
+              </w:rPr>
+            </w:pPr>
+            <w:r>
+              <w:rPr>
+                <w:rFonts w:asciiTheme="minorHAnsi" w:hAnsiTheme="minorHAnsi" w:cstheme="minorHAnsi"/>
+                <w:sz w:val="22"/>
+              </w:rPr>
+              <w:t>Midterm</w:t>
+            </w:r>
+            <w:r>
+              <w:rPr>
+                <w:rFonts w:asciiTheme="minorHAnsi" w:hAnsiTheme="minorHAnsi" w:cstheme="minorHAnsi"/>
+                <w:spacing w:val="-1"/>
+                <w:sz w:val="22"/>
+              </w:rPr>
+              <w:t xml:space="preserve"> </w:t>
+            </w:r>
+            <w:r>
+              <w:rPr>
+                <w:rFonts w:asciiTheme="minorHAnsi" w:hAnsiTheme="minorHAnsi" w:cstheme="minorHAnsi"/>
+                <w:spacing w:val="-4"/>
+                <w:sz w:val="22"/>
+              </w:rPr>
+              <w:t>Exam</w:t>
+            </w:r>
+          </w:p>
+        </w:tc>
+        <w:tc>
+          <w:tcPr>
+            <w:tcW w:w="2520" w:type="dxa"/>
+            <w:vAlign w:val="center"/>
+          </w:tcPr>
+          <w:p>
+            <w:pPr>
+              <w:pStyle w:val="TableParagraph"/>
+              <w:spacing w:line="257" w:lineRule="exact"/>
+              <w:ind w:left="105"/>
+              <w:jc w:val="center"/>
+              <w:rPr>
+                <w:rFonts w:asciiTheme="minorHAnsi" w:hAnsiTheme="minorHAnsi" w:cstheme="minorHAnsi"/>
+                <w:sz w:val="22"/>
+              </w:rPr>
+            </w:pPr>
+            <w:r>
+              <w:rPr>
+                <w:rFonts w:asciiTheme="minorHAnsi" w:hAnsiTheme="minorHAnsi" w:cstheme="minorHAnsi"/>
+                <w:sz w:val="22"/>
+              </w:rPr>
+              <w:t>1 midterm</w:t>
+            </w:r>
+          </w:p>
+        </w:tc>
+        <w:tc>
+          <w:tcPr>
+            <w:tcW w:w="4860" w:type="dxa"/>
+            <w:vAlign w:val="center"/>
+          </w:tcPr>
+          <w:p>
+            <w:pPr>
+              <w:pStyle w:val="TableParagraph"/>
+              <w:spacing w:line="275" w:lineRule="exact"/>
+              <w:ind w:left="108"/>
+              <w:jc w:val="center"/>
+              <w:rPr>
+                <w:rFonts w:asciiTheme="minorHAnsi" w:hAnsiTheme="minorHAnsi" w:cstheme="minorHAnsi"/>
+                <w:sz w:val="22"/>
+              </w:rPr>
+            </w:pPr>
+            <w:r>
+              <w:rPr>
+                <w:rFonts w:asciiTheme="minorHAnsi" w:hAnsiTheme="minorHAnsi" w:cstheme="minorHAnsi"/>
+                <w:spacing w:val="-4"/>
+                <w:sz w:val="22"/>
+              </w:rPr>
+              <w:t>Exam</w:t>
+            </w:r>
+            <w:r>
+              <w:rPr>
+                <w:rFonts w:asciiTheme="minorHAnsi" w:hAnsiTheme="minorHAnsi" w:cstheme="minorHAnsi"/>
+                <w:sz w:val="22"/>
+              </w:rPr>
+              <w:tab/>
+            </w:r>
+            <w:r>
+              <w:rPr>
+                <w:rFonts w:asciiTheme="minorHAnsi" w:hAnsiTheme="minorHAnsi" w:cstheme="minorHAnsi"/>
+                <w:spacing w:val="-4"/>
+                <w:sz w:val="22"/>
+              </w:rPr>
+              <w:t>will</w:t>
+            </w:r>
+            <w:r>
+              <w:rPr>
+                <w:rFonts w:asciiTheme="minorHAnsi" w:hAnsiTheme="minorHAnsi" w:cstheme="minorHAnsi"/>
+                <w:sz w:val="22"/>
+              </w:rPr>
+              <w:t xml:space="preserve"> </w:t>
+            </w:r>
+            <w:r>
+              <w:rPr>
+                <w:rFonts w:asciiTheme="minorHAnsi" w:hAnsiTheme="minorHAnsi" w:cstheme="minorHAnsi"/>
+                <w:spacing w:val="-2"/>
+                <w:sz w:val="22"/>
+              </w:rPr>
+              <w:t>consist</w:t>
+            </w:r>
+            <w:r>
+              <w:rPr>
+                <w:rFonts w:asciiTheme="minorHAnsi" w:hAnsiTheme="minorHAnsi" w:cstheme="minorHAnsi"/>
+                <w:sz w:val="22"/>
+              </w:rPr>
+              <w:t xml:space="preserve"> </w:t>
+            </w:r>
+            <w:r>
+              <w:rPr>
+                <w:rFonts w:asciiTheme="minorHAnsi" w:hAnsiTheme="minorHAnsi" w:cstheme="minorHAnsi"/>
+                <w:spacing w:val="-6"/>
+                <w:sz w:val="22"/>
+              </w:rPr>
+              <w:t>of</w:t>
+            </w:r>
+            <w:r>
+              <w:rPr>
+                <w:rFonts w:asciiTheme="minorHAnsi" w:hAnsiTheme="minorHAnsi" w:cstheme="minorHAnsi"/>
+                <w:sz w:val="22"/>
+              </w:rPr>
+              <w:t xml:space="preserve"> </w:t>
+            </w:r>
+            <w:r>
+              <w:rPr>
+                <w:rFonts w:asciiTheme="minorHAnsi" w:hAnsiTheme="minorHAnsi" w:cstheme="minorHAnsi"/>
+                <w:spacing w:val="-2"/>
+                <w:sz w:val="22"/>
+              </w:rPr>
+              <w:t>multiple</w:t>
+            </w:r>
+            <w:r>
+              <w:rPr>
+                <w:rFonts w:asciiTheme="minorHAnsi" w:hAnsiTheme="minorHAnsi" w:cstheme="minorHAnsi"/>
+                <w:sz w:val="22"/>
+              </w:rPr>
+              <w:t xml:space="preserve"> </w:t>
+            </w:r>
+            <w:r>
+              <w:rPr>
+                <w:rFonts w:asciiTheme="minorHAnsi" w:hAnsiTheme="minorHAnsi" w:cstheme="minorHAnsi"/>
+                <w:spacing w:val="-2"/>
+                <w:sz w:val="22"/>
+              </w:rPr>
+              <w:t xml:space="preserve">choice, </w:t>
+            </w:r>
+            <w:r>
+              <w:rPr>
+                <w:rFonts w:asciiTheme="minorHAnsi" w:hAnsiTheme="minorHAnsi" w:cstheme="minorHAnsi"/>
+                <w:sz w:val="22"/>
+              </w:rPr>
+              <w:t>true/false, and short answers.</w:t>
+            </w:r>
+          </w:p>
+        </w:tc>
+        <w:tc>
+          <w:tcPr>
+            <w:tcW w:w="2070" w:type="dxa"/>
+            <w:vAlign w:val="center"/>
+          </w:tcPr>
+          <w:p>
+            <w:pPr>
+              <w:pStyle w:val="TableParagraph"/>
+              <w:spacing w:line="275" w:lineRule="exact"/>
+              <w:ind w:left="108"/>
+              <w:jc w:val="center"/>
+              <w:rPr>
+                <w:rFonts w:asciiTheme="minorHAnsi" w:hAnsiTheme="minorHAnsi" w:cstheme="minorHAnsi"/>
+                <w:sz w:val="22"/>
+              </w:rPr>
+            </w:pPr>
+            <w:r>
+              <w:rPr>
+                <w:rFonts w:asciiTheme="minorHAnsi" w:hAnsiTheme="minorHAnsi" w:cstheme="minorHAnsi"/>
+                <w:spacing w:val="-4"/>
+                <w:sz w:val="22"/>
+              </w:rPr>
+              <w:t>150</w:t>
             </w:r>
           </w:p>
         </w:tc>
@@ -11115,7 +11413,7 @@
         </w:trPr>
         <w:tc>
           <w:tcPr>
-            <w:tcW w:w="1886" w:type="dxa"/>
+            <w:tcW w:w="1404" w:type="dxa"/>
             <w:vAlign w:val="center"/>
           </w:tcPr>
           <w:p>
@@ -11150,7 +11448,7 @@
         </w:tc>
         <w:tc>
           <w:tcPr>
-            <w:tcW w:w="2969" w:type="dxa"/>
+            <w:tcW w:w="2520" w:type="dxa"/>
             <w:vAlign w:val="center"/>
           </w:tcPr>
           <w:p>
@@ -11169,286 +11467,61 @@
                 <w:rFonts w:asciiTheme="minorHAnsi" w:hAnsiTheme="minorHAnsi" w:cstheme="minorHAnsi"/>
                 <w:sz w:val="22"/>
               </w:rPr>
-              <w:t>1</w:t>
-            </w:r>
-            <w:r>
-              <w:rPr>
-                <w:rFonts w:asciiTheme="minorHAnsi" w:eastAsiaTheme="minorEastAsia" w:hAnsiTheme="minorHAnsi" w:cstheme="minorHAnsi"/>
-                <w:sz w:val="22"/>
-                <w:lang w:eastAsia="zh-CN"/>
-              </w:rPr>
-              <w:t>50</w:t>
-            </w:r>
-            <w:r>
-              <w:rPr>
-                <w:rFonts w:asciiTheme="minorHAnsi" w:hAnsiTheme="minorHAnsi" w:cstheme="minorHAnsi"/>
-                <w:sz w:val="22"/>
-              </w:rPr>
-              <w:t xml:space="preserve"> </w:t>
-            </w:r>
-            <w:r>
-              <w:rPr>
-                <w:rFonts w:asciiTheme="minorHAnsi" w:hAnsiTheme="minorHAnsi" w:cstheme="minorHAnsi"/>
-                <w:spacing w:val="-2"/>
-                <w:sz w:val="22"/>
-              </w:rPr>
-              <w:t>points</w:t>
-            </w:r>
-          </w:p>
-        </w:tc>
-        <w:tc>
-          <w:tcPr>
-            <w:tcW w:w="4556" w:type="dxa"/>
-          </w:tcPr>
+              <w:t>1 project report &amp;</w:t>
+            </w:r>
+          </w:p>
           <w:p>
             <w:pPr>
               <w:pStyle w:val="TableParagraph"/>
-              <w:spacing w:line="275" w:lineRule="exact"/>
-              <w:ind w:left="108"/>
-              <w:jc w:val="center"/>
-              <w:rPr>
-                <w:rFonts w:asciiTheme="minorHAnsi" w:hAnsiTheme="minorHAnsi" w:cstheme="minorHAnsi"/>
-                <w:sz w:val="22"/>
-              </w:rPr>
-            </w:pPr>
-            <w:r>
-              <w:rPr>
-                <w:rFonts w:asciiTheme="minorHAnsi" w:hAnsiTheme="minorHAnsi" w:cstheme="minorHAnsi"/>
-                <w:sz w:val="22"/>
-              </w:rPr>
-              <w:t>1:</w:t>
-            </w:r>
-            <w:r>
-              <w:rPr>
-                <w:rFonts w:asciiTheme="minorHAnsi" w:hAnsiTheme="minorHAnsi" w:cstheme="minorHAnsi"/>
-                <w:spacing w:val="-3"/>
-                <w:sz w:val="22"/>
-              </w:rPr>
-              <w:t xml:space="preserve"> </w:t>
-            </w:r>
-            <w:r>
-              <w:rPr>
-                <w:rFonts w:asciiTheme="minorHAnsi" w:hAnsiTheme="minorHAnsi" w:cstheme="minorHAnsi"/>
-                <w:sz w:val="22"/>
-              </w:rPr>
-              <w:t>Project</w:t>
-            </w:r>
-            <w:r>
-              <w:rPr>
-                <w:rFonts w:asciiTheme="minorHAnsi" w:hAnsiTheme="minorHAnsi" w:cstheme="minorHAnsi"/>
-                <w:spacing w:val="-1"/>
-                <w:sz w:val="22"/>
-              </w:rPr>
-              <w:t xml:space="preserve"> </w:t>
-            </w:r>
-            <w:r>
-              <w:rPr>
-                <w:rFonts w:asciiTheme="minorHAnsi" w:hAnsiTheme="minorHAnsi" w:cstheme="minorHAnsi"/>
-                <w:sz w:val="22"/>
-              </w:rPr>
-              <w:t>Data</w:t>
-            </w:r>
-            <w:r>
-              <w:rPr>
-                <w:rFonts w:asciiTheme="minorHAnsi" w:hAnsiTheme="minorHAnsi" w:cstheme="minorHAnsi"/>
-                <w:spacing w:val="-1"/>
-                <w:sz w:val="22"/>
-              </w:rPr>
-              <w:t xml:space="preserve"> </w:t>
-            </w:r>
-            <w:r>
-              <w:rPr>
-                <w:rFonts w:asciiTheme="minorHAnsi" w:hAnsiTheme="minorHAnsi" w:cstheme="minorHAnsi"/>
-                <w:sz w:val="22"/>
-              </w:rPr>
-              <w:t>(30</w:t>
-            </w:r>
-            <w:r>
-              <w:rPr>
-                <w:rFonts w:asciiTheme="minorHAnsi" w:hAnsiTheme="minorHAnsi" w:cstheme="minorHAnsi"/>
-                <w:spacing w:val="-1"/>
-                <w:sz w:val="22"/>
-              </w:rPr>
-              <w:t xml:space="preserve"> </w:t>
-            </w:r>
-            <w:r>
-              <w:rPr>
-                <w:rFonts w:asciiTheme="minorHAnsi" w:hAnsiTheme="minorHAnsi" w:cstheme="minorHAnsi"/>
-                <w:spacing w:val="-2"/>
-                <w:sz w:val="22"/>
-              </w:rPr>
-              <w:t>points)</w:t>
-            </w:r>
-          </w:p>
+              <w:spacing w:line="257" w:lineRule="exact"/>
+              <w:ind w:left="105"/>
+              <w:jc w:val="center"/>
+              <w:rPr>
+                <w:rFonts w:asciiTheme="minorHAnsi" w:hAnsiTheme="minorHAnsi" w:cstheme="minorHAnsi"/>
+                <w:sz w:val="22"/>
+              </w:rPr>
+            </w:pPr>
+            <w:r>
+              <w:rPr>
+                <w:rFonts w:asciiTheme="minorHAnsi" w:hAnsiTheme="minorHAnsi" w:cstheme="minorHAnsi"/>
+                <w:sz w:val="22"/>
+              </w:rPr>
+              <w:t>1 final presentation</w:t>
+            </w:r>
+          </w:p>
+        </w:tc>
+        <w:tc>
+          <w:tcPr>
+            <w:tcW w:w="4860" w:type="dxa"/>
+            <w:vAlign w:val="center"/>
+          </w:tcPr>
           <w:p>
             <w:pPr>
               <w:pStyle w:val="TableParagraph"/>
               <w:numPr>
                 <w:ilvl w:val="0"/>
-                <w:numId w:val="4"/>
-              </w:numPr>
-              <w:tabs>
-                <w:tab w:val="left" w:pos="827"/>
-              </w:tabs>
-              <w:ind w:left="827" w:hanging="359"/>
-              <w:jc w:val="center"/>
-              <w:rPr>
-                <w:rFonts w:asciiTheme="minorHAnsi" w:hAnsiTheme="minorHAnsi" w:cstheme="minorHAnsi"/>
-                <w:sz w:val="22"/>
-              </w:rPr>
-            </w:pPr>
-            <w:r>
-              <w:rPr>
-                <w:rFonts w:asciiTheme="minorHAnsi" w:hAnsiTheme="minorHAnsi" w:cstheme="minorHAnsi"/>
-                <w:sz w:val="22"/>
-              </w:rPr>
-              <w:t>Include</w:t>
-            </w:r>
-            <w:r>
-              <w:rPr>
-                <w:rFonts w:asciiTheme="minorHAnsi" w:hAnsiTheme="minorHAnsi" w:cstheme="minorHAnsi"/>
-                <w:spacing w:val="-1"/>
-                <w:sz w:val="22"/>
-              </w:rPr>
-              <w:t xml:space="preserve"> </w:t>
-            </w:r>
-            <w:r>
-              <w:rPr>
-                <w:rFonts w:asciiTheme="minorHAnsi" w:hAnsiTheme="minorHAnsi" w:cstheme="minorHAnsi"/>
-                <w:sz w:val="22"/>
-              </w:rPr>
-              <w:t>spatial</w:t>
-            </w:r>
-            <w:r>
-              <w:rPr>
-                <w:rFonts w:asciiTheme="minorHAnsi" w:hAnsiTheme="minorHAnsi" w:cstheme="minorHAnsi"/>
-                <w:spacing w:val="-1"/>
-                <w:sz w:val="22"/>
-              </w:rPr>
-              <w:t xml:space="preserve"> </w:t>
-            </w:r>
-            <w:r>
-              <w:rPr>
-                <w:rFonts w:asciiTheme="minorHAnsi" w:hAnsiTheme="minorHAnsi" w:cstheme="minorHAnsi"/>
-                <w:sz w:val="22"/>
-              </w:rPr>
-              <w:t>data</w:t>
-            </w:r>
-            <w:r>
-              <w:rPr>
-                <w:rFonts w:asciiTheme="minorHAnsi" w:hAnsiTheme="minorHAnsi" w:cstheme="minorHAnsi"/>
-                <w:spacing w:val="-2"/>
-                <w:sz w:val="22"/>
-              </w:rPr>
-              <w:t xml:space="preserve"> </w:t>
-            </w:r>
-            <w:r>
-              <w:rPr>
-                <w:rFonts w:asciiTheme="minorHAnsi" w:hAnsiTheme="minorHAnsi" w:cstheme="minorHAnsi"/>
-                <w:sz w:val="22"/>
-              </w:rPr>
-              <w:t>(15</w:t>
-            </w:r>
-            <w:r>
-              <w:rPr>
-                <w:rFonts w:asciiTheme="minorHAnsi" w:hAnsiTheme="minorHAnsi" w:cstheme="minorHAnsi"/>
-                <w:spacing w:val="-1"/>
-                <w:sz w:val="22"/>
-              </w:rPr>
-              <w:t xml:space="preserve"> </w:t>
-            </w:r>
-            <w:r>
-              <w:rPr>
-                <w:rFonts w:asciiTheme="minorHAnsi" w:hAnsiTheme="minorHAnsi" w:cstheme="minorHAnsi"/>
-                <w:spacing w:val="-2"/>
-                <w:sz w:val="22"/>
-              </w:rPr>
-              <w:t>points)</w:t>
-            </w:r>
-          </w:p>
-          <w:p>
-            <w:pPr>
-              <w:pStyle w:val="TableParagraph"/>
-              <w:numPr>
-                <w:ilvl w:val="0"/>
-                <w:numId w:val="4"/>
+                <w:numId w:val="7"/>
               </w:numPr>
               <w:tabs>
                 <w:tab w:val="left" w:pos="828"/>
               </w:tabs>
-              <w:ind w:left="108" w:right="303" w:firstLine="360"/>
-              <w:jc w:val="center"/>
-              <w:rPr>
-                <w:rFonts w:asciiTheme="minorHAnsi" w:hAnsiTheme="minorHAnsi" w:cstheme="minorHAnsi"/>
-                <w:sz w:val="22"/>
-              </w:rPr>
-            </w:pPr>
-            <w:r>
-              <w:rPr>
-                <w:rFonts w:asciiTheme="minorHAnsi" w:hAnsiTheme="minorHAnsi" w:cstheme="minorHAnsi"/>
-                <w:sz w:val="22"/>
-              </w:rPr>
-              <w:t>Include</w:t>
-            </w:r>
-            <w:r>
-              <w:rPr>
-                <w:rFonts w:asciiTheme="minorHAnsi" w:hAnsiTheme="minorHAnsi" w:cstheme="minorHAnsi"/>
-                <w:spacing w:val="-10"/>
-                <w:sz w:val="22"/>
-              </w:rPr>
-              <w:t xml:space="preserve"> </w:t>
-            </w:r>
-            <w:r>
-              <w:rPr>
-                <w:rFonts w:asciiTheme="minorHAnsi" w:hAnsiTheme="minorHAnsi" w:cstheme="minorHAnsi"/>
-                <w:sz w:val="22"/>
-              </w:rPr>
-              <w:t>non-spatial</w:t>
-            </w:r>
-            <w:r>
-              <w:rPr>
-                <w:rFonts w:asciiTheme="minorHAnsi" w:hAnsiTheme="minorHAnsi" w:cstheme="minorHAnsi"/>
-                <w:spacing w:val="-10"/>
-                <w:sz w:val="22"/>
-              </w:rPr>
-              <w:t xml:space="preserve"> </w:t>
-            </w:r>
-            <w:r>
-              <w:rPr>
-                <w:rFonts w:asciiTheme="minorHAnsi" w:hAnsiTheme="minorHAnsi" w:cstheme="minorHAnsi"/>
-                <w:sz w:val="22"/>
-              </w:rPr>
-              <w:t>data</w:t>
-            </w:r>
-            <w:r>
-              <w:rPr>
-                <w:rFonts w:asciiTheme="minorHAnsi" w:hAnsiTheme="minorHAnsi" w:cstheme="minorHAnsi"/>
-                <w:spacing w:val="-11"/>
-                <w:sz w:val="22"/>
-              </w:rPr>
-              <w:t xml:space="preserve"> </w:t>
-            </w:r>
-            <w:r>
-              <w:rPr>
-                <w:rFonts w:asciiTheme="minorHAnsi" w:hAnsiTheme="minorHAnsi" w:cstheme="minorHAnsi"/>
-                <w:sz w:val="22"/>
-              </w:rPr>
-              <w:t>(15</w:t>
-            </w:r>
-            <w:r>
-              <w:rPr>
-                <w:rFonts w:asciiTheme="minorHAnsi" w:hAnsiTheme="minorHAnsi" w:cstheme="minorHAnsi"/>
-                <w:spacing w:val="-10"/>
-                <w:sz w:val="22"/>
-              </w:rPr>
-              <w:t xml:space="preserve"> </w:t>
-            </w:r>
-            <w:r>
-              <w:rPr>
-                <w:rFonts w:asciiTheme="minorHAnsi" w:hAnsiTheme="minorHAnsi" w:cstheme="minorHAnsi"/>
-                <w:sz w:val="22"/>
-              </w:rPr>
-              <w:t>points) 2: Project report (70 points)</w:t>
+              <w:ind w:right="303"/>
+              <w:jc w:val="center"/>
+              <w:rPr>
+                <w:rFonts w:asciiTheme="minorHAnsi" w:hAnsiTheme="minorHAnsi" w:cstheme="minorHAnsi"/>
+                <w:b/>
+                <w:bCs/>
+                <w:sz w:val="22"/>
+              </w:rPr>
+            </w:pPr>
+            <w:r>
+              <w:rPr>
+                <w:rFonts w:asciiTheme="minorHAnsi" w:hAnsiTheme="minorHAnsi" w:cstheme="minorHAnsi"/>
+                <w:b/>
+                <w:bCs/>
+                <w:sz w:val="22"/>
+              </w:rPr>
+              <w:t>Project report (50 points)</w:t>
             </w:r>
           </w:p>
           <w:p>
@@ -11471,40 +11544,10 @@
             <w:r>
               <w:rPr>
                 <w:rFonts w:asciiTheme="minorHAnsi" w:hAnsiTheme="minorHAnsi" w:cstheme="minorHAnsi"/>
-                <w:sz w:val="22"/>
-              </w:rPr>
-              <w:t>Objective</w:t>
-            </w:r>
-            <w:r>
-              <w:rPr>
-                <w:rFonts w:asciiTheme="minorHAnsi" w:hAnsiTheme="minorHAnsi" w:cstheme="minorHAnsi"/>
                 <w:spacing w:val="-2"/>
                 <w:sz w:val="22"/>
               </w:rPr>
-              <w:t xml:space="preserve"> </w:t>
-            </w:r>
-            <w:r>
-              <w:rPr>
-                <w:rFonts w:asciiTheme="minorHAnsi" w:hAnsiTheme="minorHAnsi" w:cstheme="minorHAnsi"/>
-                <w:sz w:val="22"/>
-              </w:rPr>
-              <w:t>(10</w:t>
-            </w:r>
-            <w:r>
-              <w:rPr>
-                <w:rFonts w:asciiTheme="minorHAnsi" w:hAnsiTheme="minorHAnsi" w:cstheme="minorHAnsi"/>
-                <w:spacing w:val="-1"/>
-                <w:sz w:val="22"/>
-              </w:rPr>
-              <w:t xml:space="preserve"> </w:t>
-            </w:r>
-            <w:r>
-              <w:rPr>
-                <w:rFonts w:asciiTheme="minorHAnsi" w:hAnsiTheme="minorHAnsi" w:cstheme="minorHAnsi"/>
-                <w:spacing w:val="-2"/>
-                <w:sz w:val="22"/>
-              </w:rPr>
-              <w:t>points)</w:t>
+              <w:t>Introduction (10 points)</w:t>
             </w:r>
           </w:p>
           <w:p>
@@ -11515,27 +11558,62 @@
                 <w:numId w:val="3"/>
               </w:numPr>
               <w:tabs>
-                <w:tab w:val="left" w:pos="828"/>
+                <w:tab w:val="left" w:pos="827"/>
               </w:tabs>
-              <w:jc w:val="center"/>
-              <w:rPr>
-                <w:rFonts w:asciiTheme="minorHAnsi" w:hAnsiTheme="minorHAnsi" w:cstheme="minorHAnsi"/>
-                <w:sz w:val="22"/>
-              </w:rPr>
-            </w:pPr>
-            <w:r>
-              <w:rPr>
-                <w:rFonts w:asciiTheme="minorHAnsi" w:hAnsiTheme="minorHAnsi" w:cstheme="minorHAnsi"/>
-                <w:sz w:val="22"/>
-              </w:rPr>
-              <w:t>Project</w:t>
-            </w:r>
+              <w:ind w:left="827" w:hanging="359"/>
+              <w:jc w:val="center"/>
+              <w:rPr>
+                <w:rFonts w:asciiTheme="minorHAnsi" w:hAnsiTheme="minorHAnsi" w:cstheme="minorHAnsi"/>
+                <w:sz w:val="22"/>
+              </w:rPr>
+            </w:pPr>
             <w:r>
               <w:rPr>
                 <w:rFonts w:asciiTheme="minorHAnsi" w:hAnsiTheme="minorHAnsi" w:cstheme="minorHAnsi"/>
                 <w:spacing w:val="-2"/>
                 <w:sz w:val="22"/>
               </w:rPr>
+              <w:t xml:space="preserve">Data </w:t>
+            </w:r>
+            <w:r>
+              <w:rPr>
+                <w:rFonts w:asciiTheme="minorHAnsi" w:hAnsiTheme="minorHAnsi" w:cstheme="minorHAnsi"/>
+                <w:spacing w:val="-2"/>
+                <w:sz w:val="22"/>
+              </w:rPr>
+              <w:t>(10 points)</w:t>
+            </w:r>
+          </w:p>
+          <w:p>
+            <w:pPr>
+              <w:pStyle w:val="TableParagraph"/>
+              <w:numPr>
+                <w:ilvl w:val="0"/>
+                <w:numId w:val="3"/>
+              </w:numPr>
+              <w:tabs>
+                <w:tab w:val="left" w:pos="827"/>
+              </w:tabs>
+              <w:ind w:left="827" w:hanging="359"/>
+              <w:jc w:val="center"/>
+              <w:rPr>
+                <w:rFonts w:asciiTheme="minorHAnsi" w:hAnsiTheme="minorHAnsi" w:cstheme="minorHAnsi"/>
+                <w:sz w:val="22"/>
+              </w:rPr>
+            </w:pPr>
+            <w:r>
+              <w:rPr>
+                <w:rFonts w:asciiTheme="minorHAnsi" w:hAnsiTheme="minorHAnsi" w:cstheme="minorHAnsi"/>
+                <w:sz w:val="22"/>
+              </w:rPr>
+              <w:t>Interpretation</w:t>
+            </w:r>
+            <w:r>
+              <w:rPr>
+                <w:rFonts w:asciiTheme="minorHAnsi" w:hAnsiTheme="minorHAnsi" w:cstheme="minorHAnsi"/>
+                <w:spacing w:val="-8"/>
+                <w:sz w:val="22"/>
+              </w:rPr>
               <w:t xml:space="preserve"> </w:t>
             </w:r>
             <w:r>
@@ -11543,12 +11621,42 @@
                 <w:rFonts w:asciiTheme="minorHAnsi" w:hAnsiTheme="minorHAnsi" w:cstheme="minorHAnsi"/>
                 <w:sz w:val="22"/>
               </w:rPr>
+              <w:t>of</w:t>
+            </w:r>
+            <w:r>
+              <w:rPr>
+                <w:rFonts w:asciiTheme="minorHAnsi" w:hAnsiTheme="minorHAnsi" w:cstheme="minorHAnsi"/>
+                <w:spacing w:val="-9"/>
+                <w:sz w:val="22"/>
+              </w:rPr>
+              <w:t xml:space="preserve"> </w:t>
+            </w:r>
+            <w:r>
+              <w:rPr>
+                <w:rFonts w:asciiTheme="minorHAnsi" w:hAnsiTheme="minorHAnsi" w:cstheme="minorHAnsi"/>
+                <w:sz w:val="22"/>
+              </w:rPr>
+              <w:t>the</w:t>
+            </w:r>
+            <w:r>
+              <w:rPr>
+                <w:rFonts w:asciiTheme="minorHAnsi" w:hAnsiTheme="minorHAnsi" w:cstheme="minorHAnsi"/>
+                <w:spacing w:val="-8"/>
+                <w:sz w:val="22"/>
+              </w:rPr>
+              <w:t xml:space="preserve"> </w:t>
+            </w:r>
+            <w:r>
+              <w:rPr>
+                <w:rFonts w:asciiTheme="minorHAnsi" w:hAnsiTheme="minorHAnsi" w:cstheme="minorHAnsi"/>
+                <w:sz w:val="22"/>
+              </w:rPr>
               <w:t>map</w:t>
             </w:r>
             <w:r>
               <w:rPr>
                 <w:rFonts w:asciiTheme="minorHAnsi" w:hAnsiTheme="minorHAnsi" w:cstheme="minorHAnsi"/>
-                <w:spacing w:val="-1"/>
+                <w:spacing w:val="-6"/>
                 <w:sz w:val="22"/>
               </w:rPr>
               <w:t xml:space="preserve"> </w:t>
@@ -11556,17 +11664,10 @@
             <w:r>
               <w:rPr>
                 <w:rFonts w:asciiTheme="minorHAnsi" w:hAnsiTheme="minorHAnsi" w:cstheme="minorHAnsi"/>
-                <w:sz w:val="22"/>
-              </w:rPr>
-              <w:t>(40</w:t>
-            </w:r>
-            <w:r>
-              <w:rPr>
-                <w:rFonts w:asciiTheme="minorHAnsi" w:hAnsiTheme="minorHAnsi" w:cstheme="minorHAnsi"/>
                 <w:spacing w:val="-2"/>
                 <w:sz w:val="22"/>
               </w:rPr>
-              <w:t xml:space="preserve"> points)</w:t>
+              <w:t>(10 points)</w:t>
             </w:r>
           </w:p>
           <w:p>
@@ -11592,12 +11693,12 @@
                 <w:rFonts w:asciiTheme="minorHAnsi" w:hAnsiTheme="minorHAnsi" w:cstheme="minorHAnsi"/>
                 <w:sz w:val="22"/>
               </w:rPr>
-              <w:t>Interpretation</w:t>
-            </w:r>
-            <w:r>
-              <w:rPr>
-                <w:rFonts w:asciiTheme="minorHAnsi" w:hAnsiTheme="minorHAnsi" w:cstheme="minorHAnsi"/>
-                <w:spacing w:val="-8"/>
+              <w:t>Result</w:t>
+            </w:r>
+            <w:r>
+              <w:rPr>
+                <w:rFonts w:asciiTheme="minorHAnsi" w:hAnsiTheme="minorHAnsi" w:cstheme="minorHAnsi"/>
+                <w:spacing w:val="-1"/>
                 <w:sz w:val="22"/>
               </w:rPr>
               <w:t xml:space="preserve"> </w:t>
@@ -11605,81 +11706,105 @@
             <w:r>
               <w:rPr>
                 <w:rFonts w:asciiTheme="minorHAnsi" w:hAnsiTheme="minorHAnsi" w:cstheme="minorHAnsi"/>
-                <w:sz w:val="22"/>
-              </w:rPr>
-              <w:t>of</w:t>
-            </w:r>
-            <w:r>
-              <w:rPr>
-                <w:rFonts w:asciiTheme="minorHAnsi" w:hAnsiTheme="minorHAnsi" w:cstheme="minorHAnsi"/>
-                <w:spacing w:val="-9"/>
-                <w:sz w:val="22"/>
-              </w:rPr>
-              <w:t xml:space="preserve"> </w:t>
-            </w:r>
-            <w:r>
-              <w:rPr>
-                <w:rFonts w:asciiTheme="minorHAnsi" w:hAnsiTheme="minorHAnsi" w:cstheme="minorHAnsi"/>
-                <w:sz w:val="22"/>
-              </w:rPr>
-              <w:t>the</w:t>
-            </w:r>
-            <w:r>
-              <w:rPr>
-                <w:rFonts w:asciiTheme="minorHAnsi" w:hAnsiTheme="minorHAnsi" w:cstheme="minorHAnsi"/>
-                <w:spacing w:val="-8"/>
-                <w:sz w:val="22"/>
-              </w:rPr>
-              <w:t xml:space="preserve"> </w:t>
-            </w:r>
-            <w:r>
-              <w:rPr>
-                <w:rFonts w:asciiTheme="minorHAnsi" w:hAnsiTheme="minorHAnsi" w:cstheme="minorHAnsi"/>
-                <w:sz w:val="22"/>
-              </w:rPr>
-              <w:t>map</w:t>
-            </w:r>
-            <w:r>
-              <w:rPr>
-                <w:rFonts w:asciiTheme="minorHAnsi" w:hAnsiTheme="minorHAnsi" w:cstheme="minorHAnsi"/>
-                <w:spacing w:val="-6"/>
-                <w:sz w:val="22"/>
-              </w:rPr>
-              <w:t xml:space="preserve"> </w:t>
-            </w:r>
-            <w:r>
-              <w:rPr>
-                <w:rFonts w:asciiTheme="minorHAnsi" w:hAnsiTheme="minorHAnsi" w:cstheme="minorHAnsi"/>
-                <w:sz w:val="22"/>
-              </w:rPr>
-              <w:t>(20</w:t>
-            </w:r>
-            <w:r>
-              <w:rPr>
-                <w:rFonts w:asciiTheme="minorHAnsi" w:hAnsiTheme="minorHAnsi" w:cstheme="minorHAnsi"/>
-                <w:spacing w:val="-8"/>
-                <w:sz w:val="22"/>
-              </w:rPr>
-              <w:t xml:space="preserve"> </w:t>
-            </w:r>
-            <w:r>
-              <w:rPr>
-                <w:rFonts w:asciiTheme="minorHAnsi" w:hAnsiTheme="minorHAnsi" w:cstheme="minorHAnsi"/>
-                <w:sz w:val="22"/>
-              </w:rPr>
-              <w:t>points) Detailed requirements will be provided.</w:t>
+                <w:spacing w:val="-2"/>
+                <w:sz w:val="22"/>
+              </w:rPr>
+              <w:t>(10 points)</w:t>
+            </w:r>
+          </w:p>
+          <w:p>
+            <w:pPr>
+              <w:pStyle w:val="TableParagraph"/>
+              <w:numPr>
+                <w:ilvl w:val="0"/>
+                <w:numId w:val="3"/>
+              </w:numPr>
+              <w:tabs>
+                <w:tab w:val="left" w:pos="827"/>
+              </w:tabs>
+              <w:spacing w:line="276" w:lineRule="exact"/>
+              <w:ind w:left="108" w:right="217" w:firstLine="360"/>
+              <w:jc w:val="center"/>
+              <w:rPr>
+                <w:rFonts w:asciiTheme="minorHAnsi" w:hAnsiTheme="minorHAnsi" w:cstheme="minorHAnsi"/>
+                <w:sz w:val="22"/>
+              </w:rPr>
+            </w:pPr>
+            <w:r>
+              <w:rPr>
+                <w:rFonts w:asciiTheme="minorHAnsi" w:hAnsiTheme="minorHAnsi" w:cstheme="minorHAnsi"/>
+                <w:spacing w:val="-2"/>
+                <w:sz w:val="22"/>
+              </w:rPr>
+              <w:t>(10 points)</w:t>
+            </w:r>
+          </w:p>
+          <w:p>
+            <w:pPr>
+              <w:pStyle w:val="TableParagraph"/>
+              <w:numPr>
+                <w:ilvl w:val="0"/>
+                <w:numId w:val="7"/>
+              </w:numPr>
+              <w:tabs>
+                <w:tab w:val="left" w:pos="827"/>
+              </w:tabs>
+              <w:spacing w:line="276" w:lineRule="exact"/>
+              <w:ind w:right="217"/>
+              <w:jc w:val="center"/>
+              <w:rPr>
+                <w:rFonts w:asciiTheme="minorHAnsi" w:hAnsiTheme="minorHAnsi" w:cstheme="minorHAnsi"/>
+                <w:b/>
+                <w:bCs/>
+                <w:sz w:val="22"/>
+              </w:rPr>
+            </w:pPr>
+            <w:r>
+              <w:rPr>
+                <w:rFonts w:asciiTheme="minorHAnsi" w:hAnsiTheme="minorHAnsi" w:cstheme="minorHAnsi"/>
+                <w:b/>
+                <w:bCs/>
+                <w:spacing w:val="-2"/>
+                <w:sz w:val="22"/>
+              </w:rPr>
+              <w:t>Final presentation (100 points)</w:t>
+            </w:r>
+          </w:p>
+        </w:tc>
+        <w:tc>
+          <w:tcPr>
+            <w:tcW w:w="2070" w:type="dxa"/>
+            <w:vAlign w:val="center"/>
+          </w:tcPr>
+          <w:p>
+            <w:pPr>
+              <w:pStyle w:val="TableParagraph"/>
+              <w:spacing w:line="275" w:lineRule="exact"/>
+              <w:ind w:left="108"/>
+              <w:jc w:val="center"/>
+              <w:rPr>
+                <w:rFonts w:asciiTheme="minorHAnsi" w:hAnsiTheme="minorHAnsi" w:cstheme="minorHAnsi"/>
+                <w:sz w:val="22"/>
+              </w:rPr>
+            </w:pPr>
+            <w:r>
+              <w:rPr>
+                <w:rFonts w:asciiTheme="minorHAnsi" w:hAnsiTheme="minorHAnsi" w:cstheme="minorHAnsi"/>
+                <w:sz w:val="22"/>
+              </w:rPr>
+              <w:t xml:space="preserve">150 </w:t>
             </w:r>
           </w:p>
         </w:tc>
       </w:tr>
       <w:tr>
         <w:trPr>
-          <w:trHeight w:val="554"/>
+          <w:trHeight w:val="278"/>
           <w:jc w:val="center"/>
         </w:trPr>
         <w:tc>
           <w:tcPr>
-            <w:tcW w:w="1886" w:type="dxa"/>
+            <w:tcW w:w="1404" w:type="dxa"/>
             <w:vAlign w:val="center"/>
           </w:tcPr>
           <w:p>
@@ -11696,31 +11821,16 @@
             <w:r>
               <w:rPr>
                 <w:rFonts w:asciiTheme="minorHAnsi" w:hAnsiTheme="minorHAnsi" w:cstheme="minorHAnsi"/>
-                <w:sz w:val="22"/>
-              </w:rPr>
-              <w:t>Midterm</w:t>
-            </w:r>
-            <w:r>
-              <w:rPr>
-                <w:rFonts w:asciiTheme="minorHAnsi" w:hAnsiTheme="minorHAnsi" w:cstheme="minorHAnsi"/>
-                <w:spacing w:val="-1"/>
-                <w:sz w:val="22"/>
-              </w:rPr>
-              <w:t xml:space="preserve"> </w:t>
-            </w:r>
-            <w:r>
-              <w:rPr>
-                <w:rFonts w:asciiTheme="minorHAnsi" w:hAnsiTheme="minorHAnsi" w:cstheme="minorHAnsi"/>
-                <w:spacing w:val="-4"/>
-                <w:sz w:val="22"/>
-              </w:rPr>
-              <w:t>Exam</w:t>
-            </w:r>
-          </w:p>
-        </w:tc>
-        <w:tc>
-          <w:tcPr>
-            <w:tcW w:w="2969" w:type="dxa"/>
+                <w:spacing w:val="-2"/>
+                <w:sz w:val="22"/>
+              </w:rPr>
+              <w:t>Total</w:t>
+            </w:r>
+          </w:p>
+        </w:tc>
+        <w:tc>
+          <w:tcPr>
+            <w:tcW w:w="2520" w:type="dxa"/>
             <w:vAlign w:val="center"/>
           </w:tcPr>
           <w:p>
@@ -11734,41 +11844,12 @@
                 <w:sz w:val="22"/>
               </w:rPr>
             </w:pPr>
-            <w:r>
-              <w:rPr>
-                <w:rFonts w:asciiTheme="minorHAnsi" w:hAnsiTheme="minorHAnsi" w:cstheme="minorHAnsi"/>
-                <w:sz w:val="22"/>
-              </w:rPr>
-              <w:t>1</w:t>
-            </w:r>
-            <w:r>
-              <w:rPr>
-                <w:rFonts w:asciiTheme="minorHAnsi" w:eastAsiaTheme="minorEastAsia" w:hAnsiTheme="minorHAnsi" w:cstheme="minorHAnsi"/>
-                <w:sz w:val="22"/>
-                <w:lang w:eastAsia="zh-CN"/>
-              </w:rPr>
-              <w:t>50</w:t>
-            </w:r>
-            <w:r>
-              <w:rPr>
-                <w:rFonts w:asciiTheme="minorHAnsi" w:hAnsiTheme="minorHAnsi" w:cstheme="minorHAnsi"/>
-                <w:sz w:val="22"/>
-              </w:rPr>
-              <w:t xml:space="preserve"> </w:t>
-            </w:r>
-            <w:r>
-              <w:rPr>
-                <w:rFonts w:asciiTheme="minorHAnsi" w:hAnsiTheme="minorHAnsi" w:cstheme="minorHAnsi"/>
-                <w:spacing w:val="-2"/>
-                <w:sz w:val="22"/>
-              </w:rPr>
-              <w:t>points</w:t>
-            </w:r>
-          </w:p>
-        </w:tc>
-        <w:tc>
-          <w:tcPr>
-            <w:tcW w:w="4556" w:type="dxa"/>
+          </w:p>
+        </w:tc>
+        <w:tc>
+          <w:tcPr>
+            <w:tcW w:w="4860" w:type="dxa"/>
+            <w:vAlign w:val="center"/>
           </w:tcPr>
           <w:p>
             <w:pPr>
@@ -11788,35 +11869,38 @@
                 <w:sz w:val="22"/>
               </w:rPr>
             </w:pPr>
-            <w:r>
+          </w:p>
+        </w:tc>
+        <w:tc>
+          <w:tcPr>
+            <w:tcW w:w="2070" w:type="dxa"/>
+            <w:vAlign w:val="center"/>
+          </w:tcPr>
+          <w:p>
+            <w:pPr>
+              <w:pStyle w:val="TableParagraph"/>
+              <w:tabs>
+                <w:tab w:val="left" w:pos="878"/>
+                <w:tab w:val="left" w:pos="1463"/>
+                <w:tab w:val="left" w:pos="2341"/>
+                <w:tab w:val="left" w:pos="2749"/>
+                <w:tab w:val="left" w:pos="3761"/>
+              </w:tabs>
+              <w:spacing w:line="270" w:lineRule="atLeast"/>
+              <w:ind w:left="108" w:right="98"/>
+              <w:jc w:val="center"/>
               <w:rPr>
                 <w:rFonts w:asciiTheme="minorHAnsi" w:hAnsiTheme="minorHAnsi" w:cstheme="minorHAnsi"/>
                 <w:spacing w:val="-4"/>
                 <w:sz w:val="22"/>
               </w:rPr>
-              <w:t>Exam</w:t>
-            </w:r>
-            <w:r>
-              <w:rPr>
-                <w:rFonts w:asciiTheme="minorHAnsi" w:hAnsiTheme="minorHAnsi" w:cstheme="minorHAnsi"/>
-                <w:sz w:val="22"/>
-              </w:rPr>
-              <w:tab/>
-            </w:r>
-            <w:r>
-              <w:rPr>
-                <w:rFonts w:asciiTheme="minorHAnsi" w:hAnsiTheme="minorHAnsi" w:cstheme="minorHAnsi"/>
-                <w:spacing w:val="-4"/>
-                <w:sz w:val="22"/>
-              </w:rPr>
-              <w:t>will</w:t>
-            </w:r>
-            <w:r>
-              <w:rPr>
-                <w:rFonts w:asciiTheme="minorHAnsi" w:hAnsiTheme="minorHAnsi" w:cstheme="minorHAnsi"/>
-                <w:sz w:val="22"/>
-              </w:rPr>
-              <w:tab/>
+            </w:pPr>
+            <w:r>
+              <w:rPr>
+                <w:rFonts w:asciiTheme="minorHAnsi" w:hAnsiTheme="minorHAnsi" w:cstheme="minorHAnsi"/>
+                <w:sz w:val="22"/>
+              </w:rPr>
+              <w:t xml:space="preserve">900 </w:t>
             </w:r>
             <w:r>
               <w:rPr>
@@ -11824,140 +11908,8 @@
                 <w:spacing w:val="-2"/>
                 <w:sz w:val="22"/>
               </w:rPr>
-              <w:t>consist</w:t>
-            </w:r>
-            <w:r>
-              <w:rPr>
-                <w:rFonts w:asciiTheme="minorHAnsi" w:hAnsiTheme="minorHAnsi" w:cstheme="minorHAnsi"/>
-                <w:sz w:val="22"/>
-              </w:rPr>
-              <w:tab/>
-            </w:r>
-            <w:r>
-              <w:rPr>
-                <w:rFonts w:asciiTheme="minorHAnsi" w:hAnsiTheme="minorHAnsi" w:cstheme="minorHAnsi"/>
-                <w:spacing w:val="-6"/>
-                <w:sz w:val="22"/>
-              </w:rPr>
-              <w:t>of</w:t>
-            </w:r>
-            <w:r>
-              <w:rPr>
-                <w:rFonts w:asciiTheme="minorHAnsi" w:hAnsiTheme="minorHAnsi" w:cstheme="minorHAnsi"/>
-                <w:sz w:val="22"/>
-              </w:rPr>
-              <w:tab/>
-            </w:r>
-            <w:r>
-              <w:rPr>
-                <w:rFonts w:asciiTheme="minorHAnsi" w:hAnsiTheme="minorHAnsi" w:cstheme="minorHAnsi"/>
-                <w:spacing w:val="-2"/>
-                <w:sz w:val="22"/>
-              </w:rPr>
-              <w:t>multiple</w:t>
-            </w:r>
-            <w:r>
-              <w:rPr>
-                <w:rFonts w:asciiTheme="minorHAnsi" w:hAnsiTheme="minorHAnsi" w:cstheme="minorHAnsi"/>
-                <w:sz w:val="22"/>
-              </w:rPr>
-              <w:tab/>
-            </w:r>
-            <w:r>
-              <w:rPr>
-                <w:rFonts w:asciiTheme="minorHAnsi" w:hAnsiTheme="minorHAnsi" w:cstheme="minorHAnsi"/>
-                <w:spacing w:val="-2"/>
-                <w:sz w:val="22"/>
-              </w:rPr>
-              <w:t xml:space="preserve">choice, </w:t>
-            </w:r>
-            <w:r>
-              <w:rPr>
-                <w:rFonts w:asciiTheme="minorHAnsi" w:hAnsiTheme="minorHAnsi" w:cstheme="minorHAnsi"/>
-                <w:sz w:val="22"/>
-              </w:rPr>
-              <w:t>true/false, and short answers.</w:t>
-            </w:r>
-          </w:p>
-        </w:tc>
-      </w:tr>
-      <w:tr>
-        <w:trPr>
-          <w:trHeight w:val="275"/>
-          <w:jc w:val="center"/>
-        </w:trPr>
-        <w:tc>
-          <w:tcPr>
-            <w:tcW w:w="1886" w:type="dxa"/>
-            <w:vAlign w:val="center"/>
-          </w:tcPr>
-          <w:p>
-            <w:pPr>
-              <w:pStyle w:val="TableParagraph"/>
-              <w:spacing w:line="255" w:lineRule="exact"/>
-              <w:ind w:left="107"/>
-              <w:jc w:val="center"/>
-              <w:rPr>
-                <w:rFonts w:asciiTheme="minorHAnsi" w:hAnsiTheme="minorHAnsi" w:cstheme="minorHAnsi"/>
-                <w:sz w:val="22"/>
-              </w:rPr>
-            </w:pPr>
-            <w:r>
-              <w:rPr>
-                <w:rFonts w:asciiTheme="minorHAnsi" w:hAnsiTheme="minorHAnsi" w:cstheme="minorHAnsi"/>
-                <w:spacing w:val="-2"/>
-                <w:sz w:val="22"/>
-              </w:rPr>
-              <w:t>Total</w:t>
-            </w:r>
-          </w:p>
-        </w:tc>
-        <w:tc>
-          <w:tcPr>
-            <w:tcW w:w="2969" w:type="dxa"/>
-            <w:vAlign w:val="center"/>
-          </w:tcPr>
-          <w:p>
-            <w:pPr>
-              <w:pStyle w:val="TableParagraph"/>
-              <w:spacing w:line="255" w:lineRule="exact"/>
-              <w:ind w:left="105"/>
-              <w:jc w:val="center"/>
-              <w:rPr>
-                <w:rFonts w:asciiTheme="minorHAnsi" w:hAnsiTheme="minorHAnsi" w:cstheme="minorHAnsi"/>
-                <w:sz w:val="22"/>
-              </w:rPr>
-            </w:pPr>
-            <w:r>
-              <w:rPr>
-                <w:rFonts w:asciiTheme="minorHAnsi" w:hAnsiTheme="minorHAnsi" w:cstheme="minorHAnsi"/>
-                <w:sz w:val="22"/>
-              </w:rPr>
-              <w:t xml:space="preserve">900 </w:t>
-            </w:r>
-            <w:r>
-              <w:rPr>
-                <w:rFonts w:asciiTheme="minorHAnsi" w:hAnsiTheme="minorHAnsi" w:cstheme="minorHAnsi"/>
-                <w:spacing w:val="-2"/>
-                <w:sz w:val="22"/>
-              </w:rPr>
               <w:t>Points</w:t>
             </w:r>
-          </w:p>
-        </w:tc>
-        <w:tc>
-          <w:tcPr>
-            <w:tcW w:w="4556" w:type="dxa"/>
-          </w:tcPr>
-          <w:p>
-            <w:pPr>
-              <w:pStyle w:val="TableParagraph"/>
-              <w:jc w:val="center"/>
-              <w:rPr>
-                <w:rFonts w:asciiTheme="minorHAnsi" w:hAnsiTheme="minorHAnsi" w:cstheme="minorHAnsi"/>
-                <w:sz w:val="22"/>
-              </w:rPr>
-            </w:pPr>
           </w:p>
         </w:tc>
       </w:tr>
@@ -11989,6 +11941,7 @@
     </w:p>
     <w:p>
       <w:pPr>
+        <w:spacing w:after="120"/>
         <w:jc w:val="center"/>
         <w:rPr>
           <w:rFonts w:asciiTheme="minorHAnsi" w:hAnsiTheme="minorHAnsi" w:cstheme="minorHAnsi"/>
@@ -12135,7 +12088,7 @@
       </w:tblGrid>
       <w:tr>
         <w:trPr>
-          <w:trHeight w:val="453"/>
+          <w:trHeight w:val="260"/>
           <w:jc w:val="center"/>
         </w:trPr>
         <w:tc>
@@ -12904,7 +12857,45 @@
           <w:i/>
           <w:sz w:val="22"/>
         </w:rPr>
-        <w:t xml:space="preserve">If you are more than 10 minutes late for an exam or final, it will not be completed and you will receive a grade of zero on the </w:t>
+        <w:t xml:space="preserve">If you are more than </w:t>
+      </w:r>
+      <w:r>
+        <w:rPr>
+          <w:rFonts w:asciiTheme="minorHAnsi" w:hAnsiTheme="minorHAnsi" w:cstheme="minorHAnsi"/>
+          <w:b/>
+          <w:i/>
+          <w:sz w:val="22"/>
+        </w:rPr>
+        <w:t>2</w:t>
+      </w:r>
+      <w:r>
+        <w:rPr>
+          <w:rFonts w:asciiTheme="minorHAnsi" w:hAnsiTheme="minorHAnsi" w:cstheme="minorHAnsi"/>
+          <w:b/>
+          <w:i/>
+          <w:sz w:val="22"/>
+        </w:rPr>
+        <w:t xml:space="preserve">0 minutes late for an exam or final, it will not be </w:t>
+      </w:r>
+      <w:proofErr w:type="gramStart"/>
+      <w:r>
+        <w:rPr>
+          <w:rFonts w:asciiTheme="minorHAnsi" w:hAnsiTheme="minorHAnsi" w:cstheme="minorHAnsi"/>
+          <w:b/>
+          <w:i/>
+          <w:sz w:val="22"/>
+        </w:rPr>
+        <w:t>completed</w:t>
+      </w:r>
+      <w:proofErr w:type="gramEnd"/>
+      <w:r>
+        <w:rPr>
+          <w:rFonts w:asciiTheme="minorHAnsi" w:hAnsiTheme="minorHAnsi" w:cstheme="minorHAnsi"/>
+          <w:b/>
+          <w:i/>
+          <w:sz w:val="22"/>
+        </w:rPr>
+        <w:t xml:space="preserve"> and you will receive a grade of zero on the </w:t>
       </w:r>
       <w:r>
         <w:rPr>
@@ -13219,6 +13210,7 @@
         </w:rPr>
         <w:t xml:space="preserve"> </w:t>
       </w:r>
+      <w:proofErr w:type="gramStart"/>
       <w:r>
         <w:rPr>
           <w:rFonts w:asciiTheme="minorHAnsi" w:hAnsiTheme="minorHAnsi" w:cstheme="minorHAnsi"/>
@@ -13228,6 +13220,7 @@
         </w:rPr>
         <w:t>grades</w:t>
       </w:r>
+      <w:proofErr w:type="gramEnd"/>
       <w:r>
         <w:rPr>
           <w:rFonts w:asciiTheme="minorHAnsi" w:hAnsiTheme="minorHAnsi" w:cstheme="minorHAnsi"/>
@@ -14311,8 +14304,39 @@
           <w:rFonts w:asciiTheme="minorHAnsi" w:hAnsiTheme="minorHAnsi" w:cstheme="minorHAnsi"/>
           <w:sz w:val="22"/>
         </w:rPr>
-        <w:t>You are encouraged to think critically and ask stimulating questions, but always respect your fellow students and your instructor.</w:t>
-      </w:r>
+        <w:t xml:space="preserve">You are encouraged to think critically and ask stimulating </w:t>
+      </w:r>
+      <w:proofErr w:type="gramStart"/>
+      <w:r>
+        <w:rPr>
+          <w:rFonts w:asciiTheme="minorHAnsi" w:hAnsiTheme="minorHAnsi" w:cstheme="minorHAnsi"/>
+          <w:sz w:val="22"/>
+        </w:rPr>
+        <w:t>questions, but</w:t>
+      </w:r>
+      <w:proofErr w:type="gramEnd"/>
+      <w:r>
+        <w:rPr>
+          <w:rFonts w:asciiTheme="minorHAnsi" w:hAnsiTheme="minorHAnsi" w:cstheme="minorHAnsi"/>
+          <w:sz w:val="22"/>
+        </w:rPr>
+        <w:t xml:space="preserve"> always respect your fellow students and your instructor.</w:t>
+      </w:r>
+    </w:p>
+    <w:p>
+      <w:pPr>
+        <w:pStyle w:val="ListParagraph"/>
+        <w:tabs>
+          <w:tab w:val="left" w:pos="360"/>
+        </w:tabs>
+        <w:spacing w:before="1"/>
+        <w:ind w:right="365" w:firstLine="0"/>
+        <w:jc w:val="both"/>
+        <w:rPr>
+          <w:rFonts w:asciiTheme="minorHAnsi" w:hAnsiTheme="minorHAnsi" w:cstheme="minorHAnsi"/>
+          <w:sz w:val="22"/>
+        </w:rPr>
+      </w:pPr>
     </w:p>
     <w:p>
       <w:pPr>
@@ -14497,6 +14521,7 @@
         </w:rPr>
         <w:t xml:space="preserve"> </w:t>
       </w:r>
+      <w:proofErr w:type="gramStart"/>
       <w:r>
         <w:rPr>
           <w:rFonts w:asciiTheme="minorHAnsi" w:hAnsiTheme="minorHAnsi" w:cstheme="minorHAnsi"/>
@@ -14505,6 +14530,7 @@
         </w:rPr>
         <w:t>Arkansas</w:t>
       </w:r>
+      <w:proofErr w:type="gramEnd"/>
       <w:r>
         <w:rPr>
           <w:rFonts w:asciiTheme="minorHAnsi" w:hAnsiTheme="minorHAnsi" w:cstheme="minorHAnsi"/>
@@ -15024,7 +15050,25 @@
           <w:sz w:val="22"/>
           <w:szCs w:val="22"/>
         </w:rPr>
-        <w:t>to academic integrity and expects all members of the university community to accept shared responsibility for maintaining academic integrity. Students in this course are subject to the provisions of the university’s Academic Integrity</w:t>
+        <w:t xml:space="preserve">to academic integrity and expects all members of the university community to accept shared responsibility for maintaining academic integrity. Students </w:t>
+      </w:r>
+      <w:proofErr w:type="gramStart"/>
+      <w:r>
+        <w:rPr>
+          <w:rFonts w:asciiTheme="minorHAnsi" w:hAnsiTheme="minorHAnsi" w:cstheme="minorHAnsi"/>
+          <w:sz w:val="22"/>
+          <w:szCs w:val="22"/>
+        </w:rPr>
+        <w:t>in</w:t>
+      </w:r>
+      <w:proofErr w:type="gramEnd"/>
+      <w:r>
+        <w:rPr>
+          <w:rFonts w:asciiTheme="minorHAnsi" w:hAnsiTheme="minorHAnsi" w:cstheme="minorHAnsi"/>
+          <w:sz w:val="22"/>
+          <w:szCs w:val="22"/>
+        </w:rPr>
+        <w:t xml:space="preserve"> this course are subject to the provisions of the university’s Academic Integrity</w:t>
       </w:r>
       <w:r>
         <w:rPr>
@@ -15707,6 +15751,7 @@
         </w:rPr>
         <w:t xml:space="preserve"> </w:t>
       </w:r>
+      <w:proofErr w:type="gramStart"/>
       <w:r>
         <w:rPr>
           <w:rFonts w:asciiTheme="minorHAnsi" w:hAnsiTheme="minorHAnsi" w:cstheme="minorHAnsi"/>
@@ -15715,6 +15760,7 @@
         </w:rPr>
         <w:t>in</w:t>
       </w:r>
+      <w:proofErr w:type="gramEnd"/>
       <w:r>
         <w:rPr>
           <w:rFonts w:asciiTheme="minorHAnsi" w:hAnsiTheme="minorHAnsi" w:cstheme="minorHAnsi"/>
@@ -15805,6 +15851,7 @@
           <w:szCs w:val="22"/>
         </w:rPr>
       </w:pPr>
+      <w:proofErr w:type="gramStart"/>
       <w:r>
         <w:rPr>
           <w:rFonts w:asciiTheme="minorHAnsi" w:hAnsiTheme="minorHAnsi" w:cstheme="minorHAnsi"/>
@@ -15813,6 +15860,7 @@
         </w:rPr>
         <w:t>Accommodations</w:t>
       </w:r>
+      <w:proofErr w:type="gramEnd"/>
     </w:p>
     <w:p>
       <w:pPr>
@@ -16082,7 +16130,6 @@
           <w:sz w:val="22"/>
           <w:szCs w:val="22"/>
         </w:rPr>
-        <w:lastRenderedPageBreak/>
         <w:t>Building</w:t>
       </w:r>
       <w:r>
@@ -16226,7 +16273,25 @@
           <w:sz w:val="22"/>
           <w:szCs w:val="22"/>
         </w:rPr>
-        <w:t>The University of Central Arkansas is dedicated to attracting and supporting a diverse student, faculty, and staff population and enhanced multicultural learning opportunities. We value the opportunity</w:t>
+        <w:t xml:space="preserve">The University of Central Arkansas is dedicated to attracting and supporting </w:t>
+      </w:r>
+      <w:proofErr w:type="gramStart"/>
+      <w:r>
+        <w:rPr>
+          <w:rFonts w:asciiTheme="minorHAnsi" w:hAnsiTheme="minorHAnsi" w:cstheme="minorHAnsi"/>
+          <w:sz w:val="22"/>
+          <w:szCs w:val="22"/>
+        </w:rPr>
+        <w:t>a diverse</w:t>
+      </w:r>
+      <w:proofErr w:type="gramEnd"/>
+      <w:r>
+        <w:rPr>
+          <w:rFonts w:asciiTheme="minorHAnsi" w:hAnsiTheme="minorHAnsi" w:cstheme="minorHAnsi"/>
+          <w:sz w:val="22"/>
+          <w:szCs w:val="22"/>
+        </w:rPr>
+        <w:t xml:space="preserve"> student, faculty, and staff population and enhanced multicultural learning opportunities. We value the opportunity</w:t>
       </w:r>
       <w:r>
         <w:rPr>
@@ -16764,7 +16829,25 @@
           <w:sz w:val="22"/>
           <w:szCs w:val="22"/>
         </w:rPr>
-        <w:t>In furtherance of its core values— academic vitality, integrity, and diversity—UCA is dedicated to promoting a campus community free from discrimination. Title IX of the Education Amendments Act of 1972 requires all educational institutions to address gender-based discrimination on campus, and UCA implements these Federal requirements through a fair, consistent, and appropriate process of investigation and adjudication. Please see UCA’s Title IX website</w:t>
+        <w:t xml:space="preserve">In furtherance of its core values— academic vitality, integrity, and </w:t>
+      </w:r>
+      <w:proofErr w:type="gramStart"/>
+      <w:r>
+        <w:rPr>
+          <w:rFonts w:asciiTheme="minorHAnsi" w:hAnsiTheme="minorHAnsi" w:cstheme="minorHAnsi"/>
+          <w:sz w:val="22"/>
+          <w:szCs w:val="22"/>
+        </w:rPr>
+        <w:t>diversity—</w:t>
+      </w:r>
+      <w:proofErr w:type="gramEnd"/>
+      <w:r>
+        <w:rPr>
+          <w:rFonts w:asciiTheme="minorHAnsi" w:hAnsiTheme="minorHAnsi" w:cstheme="minorHAnsi"/>
+          <w:sz w:val="22"/>
+          <w:szCs w:val="22"/>
+        </w:rPr>
+        <w:t>UCA is dedicated to promoting a campus community free from discrimination. Title IX of the Education Amendments Act of 1972 requires all educational institutions to address gender-based discrimination on campus, and UCA implements these Federal requirements through a fair, consistent, and appropriate process of investigation and adjudication. Please see UCA’s Title IX website</w:t>
       </w:r>
       <w:r>
         <w:rPr>
@@ -16888,6 +16971,7 @@
         </w:rPr>
         <w:t>relevant</w:t>
       </w:r>
+      <w:proofErr w:type="gramStart"/>
       <w:r>
         <w:rPr>
           <w:rFonts w:asciiTheme="minorHAnsi" w:hAnsiTheme="minorHAnsi" w:cstheme="minorHAnsi"/>
@@ -16939,6 +17023,7 @@
         </w:rPr>
         <w:t>opportunities, and related information.</w:t>
       </w:r>
+      <w:proofErr w:type="gramEnd"/>
     </w:p>
     <w:p>
       <w:pPr>
@@ -17998,6 +18083,95 @@
     </w:lvl>
   </w:abstractNum>
   <w:abstractNum w:abstractNumId="5" w15:restartNumberingAfterBreak="0">
+    <w:nsid w:val="5DBC4D04"/>
+    <w:multiLevelType w:val="hybridMultilevel"/>
+    <w:tmpl w:val="5EDA52B6"/>
+    <w:lvl w:ilvl="0" w:tplc="0409000F">
+      <w:start w:val="1"/>
+      <w:numFmt w:val="decimal"/>
+      <w:lvlText w:val="%1."/>
+      <w:lvlJc w:val="left"/>
+      <w:pPr>
+        <w:ind w:left="720" w:hanging="360"/>
+      </w:pPr>
+      <w:rPr>
+        <w:rFonts w:hint="default"/>
+      </w:rPr>
+    </w:lvl>
+    <w:lvl w:ilvl="1" w:tplc="04090019" w:tentative="1">
+      <w:start w:val="1"/>
+      <w:numFmt w:val="lowerLetter"/>
+      <w:lvlText w:val="%2."/>
+      <w:lvlJc w:val="left"/>
+      <w:pPr>
+        <w:ind w:left="1440" w:hanging="360"/>
+      </w:pPr>
+    </w:lvl>
+    <w:lvl w:ilvl="2" w:tplc="0409001B" w:tentative="1">
+      <w:start w:val="1"/>
+      <w:numFmt w:val="lowerRoman"/>
+      <w:lvlText w:val="%3."/>
+      <w:lvlJc w:val="right"/>
+      <w:pPr>
+        <w:ind w:left="2160" w:hanging="180"/>
+      </w:pPr>
+    </w:lvl>
+    <w:lvl w:ilvl="3" w:tplc="0409000F" w:tentative="1">
+      <w:start w:val="1"/>
+      <w:numFmt w:val="decimal"/>
+      <w:lvlText w:val="%4."/>
+      <w:lvlJc w:val="left"/>
+      <w:pPr>
+        <w:ind w:left="2880" w:hanging="360"/>
+      </w:pPr>
+    </w:lvl>
+    <w:lvl w:ilvl="4" w:tplc="04090019" w:tentative="1">
+      <w:start w:val="1"/>
+      <w:numFmt w:val="lowerLetter"/>
+      <w:lvlText w:val="%5."/>
+      <w:lvlJc w:val="left"/>
+      <w:pPr>
+        <w:ind w:left="3600" w:hanging="360"/>
+      </w:pPr>
+    </w:lvl>
+    <w:lvl w:ilvl="5" w:tplc="0409001B" w:tentative="1">
+      <w:start w:val="1"/>
+      <w:numFmt w:val="lowerRoman"/>
+      <w:lvlText w:val="%6."/>
+      <w:lvlJc w:val="right"/>
+      <w:pPr>
+        <w:ind w:left="4320" w:hanging="180"/>
+      </w:pPr>
+    </w:lvl>
+    <w:lvl w:ilvl="6" w:tplc="0409000F" w:tentative="1">
+      <w:start w:val="1"/>
+      <w:numFmt w:val="decimal"/>
+      <w:lvlText w:val="%7."/>
+      <w:lvlJc w:val="left"/>
+      <w:pPr>
+        <w:ind w:left="5040" w:hanging="360"/>
+      </w:pPr>
+    </w:lvl>
+    <w:lvl w:ilvl="7" w:tplc="04090019" w:tentative="1">
+      <w:start w:val="1"/>
+      <w:numFmt w:val="lowerLetter"/>
+      <w:lvlText w:val="%8."/>
+      <w:lvlJc w:val="left"/>
+      <w:pPr>
+        <w:ind w:left="5760" w:hanging="360"/>
+      </w:pPr>
+    </w:lvl>
+    <w:lvl w:ilvl="8" w:tplc="0409001B" w:tentative="1">
+      <w:start w:val="1"/>
+      <w:numFmt w:val="lowerRoman"/>
+      <w:lvlText w:val="%9."/>
+      <w:lvlJc w:val="right"/>
+      <w:pPr>
+        <w:ind w:left="6480" w:hanging="180"/>
+      </w:pPr>
+    </w:lvl>
+  </w:abstractNum>
+  <w:abstractNum w:abstractNumId="6" w15:restartNumberingAfterBreak="0">
     <w:nsid w:val="627A2C08"/>
     <w:multiLevelType w:val="hybridMultilevel"/>
     <w:tmpl w:val="E71E1150"/>
@@ -18120,7 +18294,7 @@
     </w:lvl>
   </w:abstractNum>
   <w:num w:numId="1" w16cid:durableId="1542280190">
-    <w:abstractNumId w:val="5"/>
+    <w:abstractNumId w:val="6"/>
   </w:num>
   <w:num w:numId="2" w16cid:durableId="951784932">
     <w:abstractNumId w:val="1"/>
@@ -18136,6 +18310,9 @@
   </w:num>
   <w:num w:numId="6" w16cid:durableId="756093816">
     <w:abstractNumId w:val="4"/>
+  </w:num>
+  <w:num w:numId="7" w16cid:durableId="36131069">
+    <w:abstractNumId w:val="5"/>
   </w:num>
 </w:numbering>
 </file>

--- a/docs/Content/Fall2025_GIS_Wu.docx
+++ b/docs/Content/Fall2025_GIS_Wu.docx
@@ -10134,6 +10134,7 @@
     <w:p>
       <w:pPr>
         <w:pStyle w:val="Heading1"/>
+        <w:ind w:firstLine="720"/>
         <w:rPr>
           <w:rFonts w:asciiTheme="minorHAnsi" w:hAnsiTheme="minorHAnsi" w:cstheme="minorHAnsi"/>
           <w:b w:val="0"/>
@@ -11573,15 +11574,7 @@
                 <w:spacing w:val="-2"/>
                 <w:sz w:val="22"/>
               </w:rPr>
-              <w:t xml:space="preserve">Data </w:t>
-            </w:r>
-            <w:r>
-              <w:rPr>
-                <w:rFonts w:asciiTheme="minorHAnsi" w:hAnsiTheme="minorHAnsi" w:cstheme="minorHAnsi"/>
-                <w:spacing w:val="-2"/>
-                <w:sz w:val="22"/>
-              </w:rPr>
-              <w:t>(10 points)</w:t>
+              <w:t>Data (10 points)</w:t>
             </w:r>
           </w:p>
           <w:p>
